--- a/Physics Overrides.docx
+++ b/Physics Overrides.docx
@@ -266,6 +266,10 @@
           <w:highlight w:val="white"/>
         </w:rPr>
         <w:t xml:space="preserve"> the region. It is the default physics engine.</w:t>
+        <w:br/>
+        <w:t>Use Default uses the grid-wide engine set in Settings-&gt;Physics.</w:t>
+        <w:br/>
+        <w:t>Hybrid (Ubit ODE/Bullet Hybrid) is also offered on this screen.</w:t>
       </w:r>
     </w:p>
     <w:bookmarkEnd w:id="1"/>
